--- a/pr-preview/pr-393/chapters/manuscript-submission-tracked-changes.docx
+++ b/pr-preview/pr-393/chapters/manuscript-submission-tracked-changes.docx
@@ -16,7 +16,7 @@
       </w:pPr>
       <w:del w:id="1" w:author="PR Preview" w:date="2026-01-01T00:00:00Z">
         <w:r>
-          <w:delText xml:space="preserve">Last modified: 2026-10-27 21:52:02 (PDT)</w:delText>
+          <w:delText xml:space="preserve">Last modified: 2026-10-28 00:37:47 (PDT)</w:delText>
         </w:r>
       </w:del>
     </w:p>
@@ -26,7 +26,7 @@
       </w:pPr>
       <w:ins w:id="2" w:author="PR Preview" w:date="2026-01-01T00:00:00Z">
         <w:r>
-          <w:t xml:space="preserve">Last modified: 2026-10-28 00:02:38 (PDT)</w:t>
+          <w:t xml:space="preserve">Last modified: 2026-10-28 00:37:59 (PDT)</w:t>
         </w:r>
       </w:ins>
     </w:p>
@@ -437,7 +437,7 @@
       </w:r>
     </w:p>
     <w:bookmarkEnd w:id="12"/>
-    <w:bookmarkStart w:id="15" w:name="title-page"/>
+    <w:bookmarkStart w:id="16" w:name="title-page"/>
     <w:p>
       <w:pPr>
         <w:pStyle w:val="Heading2"/>
@@ -479,7 +479,24 @@
         <w:t xml:space="preserve"> </w:t>
       </w:r>
       <w:r>
-        <w:t xml:space="preserve">that names the population,</w:t>
+        <w:t xml:space="preserve">that names the</w:t>
+      </w:r>
+      <w:r>
+        <w:t xml:space="preserve"> </w:t>
+      </w:r>
+      <w:hyperlink r:id="rId13">
+        <w:r>
+          <w:rPr>
+            <w:rStyle w:val="Hyperlink"/>
+          </w:rPr>
+          <w:t xml:space="preserve">population</w:t>
+        </w:r>
+      </w:hyperlink>
+      <w:r>
+        <w:t xml:space="preserve">,</w:t>
+      </w:r>
+      <w:r>
+        <w:t xml:space="preserve"> </w:t>
       </w:r>
       <w:r>
         <w:t xml:space="preserve"> </w:t>
@@ -533,6 +550,9 @@
       <w:r>
         <w:t xml:space="preserve">(short title), if the journal asks for one.</w:t>
       </w:r>
+      <w:r>
+        <w:t xml:space="preserve"> </w:t>
+      </w:r>
     </w:p>
     <w:p>
       <w:pPr>
@@ -589,6 +609,9 @@
       <w:r>
         <w:t xml:space="preserve">’s name, postal address, and email.</w:t>
       </w:r>
+      <w:r>
+        <w:t xml:space="preserve"> </w:t>
+      </w:r>
     </w:p>
     <w:p>
       <w:pPr>
@@ -615,6 +638,9 @@
         <w:t xml:space="preserve"> </w:t>
       </w:r>
       <w:r>
+        <w:t xml:space="preserve"> </w:t>
+      </w:r>
+      <w:r>
         <w:t xml:space="preserve">The main-text count usually runs from the Introduction through the</w:t>
       </w:r>
       <w:r>
@@ -664,7 +690,7 @@
       <w:r>
         <w:t xml:space="preserve"> </w:t>
       </w:r>
-      <w:hyperlink r:id="rId13">
+      <w:hyperlink r:id="rId14">
         <w:r>
           <w:rPr>
             <w:rStyle w:val="Hyperlink"/>
@@ -758,7 +784,7 @@
       <w:r>
         <w:t xml:space="preserve"> </w:t>
       </w:r>
-      <w:hyperlink r:id="rId14">
+      <w:hyperlink r:id="rId15">
         <w:r>
           <w:rPr>
             <w:rStyle w:val="Hyperlink"/>
@@ -770,8 +796,8 @@
         <w:t xml:space="preserve">.</w:t>
       </w:r>
     </w:p>
-    <w:bookmarkEnd w:id="15"/>
-    <w:bookmarkStart w:id="17" w:name="abstract"/>
+    <w:bookmarkEnd w:id="16"/>
+    <w:bookmarkStart w:id="20" w:name="abstract"/>
     <w:p>
       <w:pPr>
         <w:pStyle w:val="Heading2"/>
@@ -811,6 +837,9 @@
         <w:t xml:space="preserve"> </w:t>
       </w:r>
       <w:r>
+        <w:t xml:space="preserve"> </w:t>
+      </w:r>
+      <w:r>
         <w:t xml:space="preserve">A generic set is Background, Objective, Methods, Results,</w:t>
       </w:r>
       <w:r>
@@ -865,7 +894,21 @@
         <w:t xml:space="preserve"> </w:t>
       </w:r>
       <w:r>
-        <w:t xml:space="preserve">and the main effect estimates with their confidence intervals,</w:t>
+        <w:t xml:space="preserve">and the main effect estimates with their</w:t>
+      </w:r>
+      <w:r>
+        <w:t xml:space="preserve"> </w:t>
+      </w:r>
+      <w:hyperlink r:id="rId17">
+        <w:r>
+          <w:rPr>
+            <w:rStyle w:val="Hyperlink"/>
+          </w:rPr>
+          <w:t xml:space="preserve">confidence interval</w:t>
+        </w:r>
+      </w:hyperlink>
+      <w:r>
+        <w:t xml:space="preserve">s,</w:t>
       </w:r>
       <w:r>
         <w:t xml:space="preserve"> </w:t>
@@ -996,7 +1039,7 @@
       <w:r>
         <w:t xml:space="preserve"> </w:t>
       </w:r>
-      <w:hyperlink r:id="rId16">
+      <w:hyperlink r:id="rId18">
         <w:r>
           <w:rPr>
             <w:rStyle w:val="Hyperlink"/>
@@ -1007,12 +1050,20 @@
       <w:r>
         <w:t xml:space="preserve"> </w:t>
       </w:r>
-      <w:r>
-        <w:t xml:space="preserve">terms.</w:t>
-      </w:r>
-    </w:p>
-    <w:bookmarkEnd w:id="17"/>
-    <w:bookmarkStart w:id="23" w:name="main-text"/>
+      <w:hyperlink r:id="rId19">
+        <w:r>
+          <w:rPr>
+            <w:rStyle w:val="Hyperlink"/>
+          </w:rPr>
+          <w:t xml:space="preserve">term</w:t>
+        </w:r>
+      </w:hyperlink>
+      <w:r>
+        <w:t xml:space="preserve">s.</w:t>
+      </w:r>
+    </w:p>
+    <w:bookmarkEnd w:id="20"/>
+    <w:bookmarkStart w:id="26" w:name="main-text"/>
     <w:p>
       <w:pPr>
         <w:pStyle w:val="Heading2"/>
@@ -1021,7 +1072,7 @@
         <w:t xml:space="preserve">4 Main text</w:t>
       </w:r>
     </w:p>
-    <w:bookmarkStart w:id="18" w:name="introduction"/>
+    <w:bookmarkStart w:id="21" w:name="introduction"/>
     <w:p>
       <w:pPr>
         <w:pStyle w:val="Heading3"/>
@@ -1056,8 +1107,8 @@
         <w:t xml:space="preserve">Do not preview the results.</w:t>
       </w:r>
     </w:p>
-    <w:bookmarkEnd w:id="18"/>
-    <w:bookmarkStart w:id="19" w:name="methods"/>
+    <w:bookmarkEnd w:id="21"/>
+    <w:bookmarkStart w:id="22" w:name="methods"/>
     <w:p>
       <w:pPr>
         <w:pStyle w:val="Heading3"/>
@@ -1272,8 +1323,8 @@
         <w:t xml:space="preserve">the reporting guideline that the paper follows.</w:t>
       </w:r>
     </w:p>
-    <w:bookmarkEnd w:id="19"/>
-    <w:bookmarkStart w:id="20" w:name="results"/>
+    <w:bookmarkEnd w:id="22"/>
+    <w:bookmarkStart w:id="23" w:name="results"/>
     <w:p>
       <w:pPr>
         <w:pStyle w:val="Heading3"/>
@@ -1366,8 +1417,8 @@
         <w:t xml:space="preserve">in numerical order, at its first relevant mention.</w:t>
       </w:r>
     </w:p>
-    <w:bookmarkEnd w:id="20"/>
-    <w:bookmarkStart w:id="21" w:name="discussion"/>
+    <w:bookmarkEnd w:id="23"/>
+    <w:bookmarkStart w:id="24" w:name="discussion"/>
     <w:p>
       <w:pPr>
         <w:pStyle w:val="Heading3"/>
@@ -1522,8 +1573,8 @@
         <w:t xml:space="preserve">implications for practice, policy, or research.</w:t>
       </w:r>
     </w:p>
-    <w:bookmarkEnd w:id="21"/>
-    <w:bookmarkStart w:id="22" w:name="conclusions"/>
+    <w:bookmarkEnd w:id="24"/>
+    <w:bookmarkStart w:id="25" w:name="conclusions"/>
     <w:p>
       <w:pPr>
         <w:pStyle w:val="Heading3"/>
@@ -1546,9 +1597,9 @@
         <w:t xml:space="preserve">with no new results.</w:t>
       </w:r>
     </w:p>
-    <w:bookmarkEnd w:id="22"/>
-    <w:bookmarkEnd w:id="23"/>
-    <w:bookmarkStart w:id="26" w:name="reporting-guidelines"/>
+    <w:bookmarkEnd w:id="25"/>
+    <w:bookmarkEnd w:id="26"/>
+    <w:bookmarkStart w:id="29" w:name="reporting-guidelines"/>
     <w:p>
       <w:pPr>
         <w:pStyle w:val="Heading2"/>
@@ -1567,7 +1618,7 @@
       <w:r>
         <w:t xml:space="preserve"> </w:t>
       </w:r>
-      <w:hyperlink r:id="rId24">
+      <w:hyperlink r:id="rId27">
         <w:r>
           <w:rPr>
             <w:rStyle w:val="Hyperlink"/>
@@ -1645,7 +1696,7 @@
       <w:tr>
         <w:tc>
           <w:tcPr/>
-          <w:bookmarkStart w:id="25" w:name="tbl-reporting-guidelines"/>
+          <w:bookmarkStart w:id="28" w:name="tbl-reporting-guidelines"/>
           <w:p>
             <w:pPr>
               <w:jc w:val="center"/>
@@ -2012,13 +2063,13 @@
               </w:tc>
             </w:tr>
           </w:tbl>
-          <w:bookmarkEnd w:id="25"/>
+          <w:bookmarkEnd w:id="28"/>
           <w:p/>
         </w:tc>
       </w:tr>
     </w:tbl>
-    <w:bookmarkEnd w:id="26"/>
-    <w:bookmarkStart w:id="27" w:name="tables"/>
+    <w:bookmarkEnd w:id="29"/>
+    <w:bookmarkStart w:id="30" w:name="tables"/>
     <w:p>
       <w:pPr>
         <w:pStyle w:val="Heading2"/>
@@ -2294,8 +2345,8 @@
         <w:t xml:space="preserve">Keep the table’s footnotes with the table.</w:t>
       </w:r>
     </w:p>
-    <w:bookmarkEnd w:id="27"/>
-    <w:bookmarkStart w:id="29" w:name="figures"/>
+    <w:bookmarkEnd w:id="30"/>
+    <w:bookmarkStart w:id="32" w:name="figures"/>
     <w:p>
       <w:pPr>
         <w:pStyle w:val="Heading2"/>
@@ -2507,7 +2558,7 @@
       <w:r>
         <w:t xml:space="preserve"> </w:t>
       </w:r>
-      <w:hyperlink r:id="rId28">
+      <w:hyperlink r:id="rId31">
         <w:r>
           <w:rPr>
             <w:rStyle w:val="Hyperlink"/>
@@ -2789,8 +2840,8 @@
         <w:t xml:space="preserve">Add alt text when the journal supports it.</w:t>
       </w:r>
     </w:p>
-    <w:bookmarkEnd w:id="29"/>
-    <w:bookmarkStart w:id="30" w:name="statistics-and-numbers"/>
+    <w:bookmarkEnd w:id="32"/>
+    <w:bookmarkStart w:id="33" w:name="statistics-and-numbers"/>
     <w:p>
       <w:pPr>
         <w:pStyle w:val="Heading2"/>
@@ -2808,7 +2859,21 @@
         </w:numPr>
       </w:pPr>
       <w:r>
-        <w:t xml:space="preserve">Give each estimate with its 95% confidence interval,</w:t>
+        <w:t xml:space="preserve">Give each estimate with its 95%</w:t>
+      </w:r>
+      <w:r>
+        <w:t xml:space="preserve"> </w:t>
+      </w:r>
+      <w:hyperlink r:id="rId17">
+        <w:r>
+          <w:rPr>
+            <w:rStyle w:val="Hyperlink"/>
+          </w:rPr>
+          <w:t xml:space="preserve">confidence interval</w:t>
+        </w:r>
+      </w:hyperlink>
+      <w:r>
+        <w:t xml:space="preserve">,</w:t>
       </w:r>
       <w:r>
         <w:t xml:space="preserve"> </w:t>
@@ -3147,6 +3212,9 @@
         <w:t xml:space="preserve"> </w:t>
       </w:r>
       <w:r>
+        <w:t xml:space="preserve"> </w:t>
+      </w:r>
+      <w:r>
         <w:t xml:space="preserve">rather than calling it</w:t>
       </w:r>
       <w:r>
@@ -3417,8 +3485,8 @@
         <w:t xml:space="preserve">and nothing warns you that it no longer matches the tables.</w:t>
       </w:r>
     </w:p>
-    <w:bookmarkEnd w:id="30"/>
-    <w:bookmarkStart w:id="31" w:name="supplement"/>
+    <w:bookmarkEnd w:id="33"/>
+    <w:bookmarkStart w:id="34" w:name="supplement"/>
     <w:p>
       <w:pPr>
         <w:pStyle w:val="Heading2"/>
@@ -3667,8 +3735,8 @@
         <w:t xml:space="preserve">Hold the supplement to the same standard as the main text.</w:t>
       </w:r>
     </w:p>
-    <w:bookmarkEnd w:id="31"/>
-    <w:bookmarkStart w:id="32" w:name="abbreviations"/>
+    <w:bookmarkEnd w:id="34"/>
+    <w:bookmarkStart w:id="35" w:name="abbreviations"/>
     <w:p>
       <w:pPr>
         <w:pStyle w:val="Heading2"/>
@@ -3722,7 +3790,21 @@
         </w:numPr>
       </w:pPr>
       <w:r>
-        <w:t xml:space="preserve">Abbreviate only terms that appear several times,</w:t>
+        <w:t xml:space="preserve">Abbreviate only</w:t>
+      </w:r>
+      <w:r>
+        <w:t xml:space="preserve"> </w:t>
+      </w:r>
+      <w:hyperlink r:id="rId19">
+        <w:r>
+          <w:rPr>
+            <w:rStyle w:val="Hyperlink"/>
+          </w:rPr>
+          <w:t xml:space="preserve">term</w:t>
+        </w:r>
+      </w:hyperlink>
+      <w:r>
+        <w:t xml:space="preserve">s that appear several times,</w:t>
       </w:r>
       <w:r>
         <w:t xml:space="preserve"> </w:t>
@@ -3755,8 +3837,8 @@
         <w:t xml:space="preserve">Check the journal’s list.</w:t>
       </w:r>
     </w:p>
-    <w:bookmarkEnd w:id="32"/>
-    <w:bookmarkStart w:id="34" w:name="references"/>
+    <w:bookmarkEnd w:id="35"/>
+    <w:bookmarkStart w:id="37" w:name="references"/>
     <w:p>
       <w:pPr>
         <w:pStyle w:val="Heading2"/>
@@ -3872,7 +3954,7 @@
       <w:r>
         <w:t xml:space="preserve"> </w:t>
       </w:r>
-      <w:hyperlink r:id="rId33">
+      <w:hyperlink r:id="rId36">
         <w:r>
           <w:rPr>
             <w:rStyle w:val="Hyperlink"/>
@@ -3908,8 +3990,8 @@
         <w:t xml:space="preserve">Cite the software and R packages that the analysis relied on.</w:t>
       </w:r>
     </w:p>
-    <w:bookmarkEnd w:id="34"/>
-    <w:bookmarkStart w:id="37" w:name="prose"/>
+    <w:bookmarkEnd w:id="37"/>
+    <w:bookmarkStart w:id="41" w:name="prose"/>
     <w:p>
       <w:pPr>
         <w:pStyle w:val="Heading2"/>
@@ -3933,7 +4015,21 @@
         <w:t xml:space="preserve"> </w:t>
       </w:r>
       <w:r>
-        <w:t xml:space="preserve">plain words, short sentences, and the active voice.</w:t>
+        <w:t xml:space="preserve">plain words, short sentences, and the</w:t>
+      </w:r>
+      <w:r>
+        <w:t xml:space="preserve"> </w:t>
+      </w:r>
+      <w:hyperlink r:id="rId38">
+        <w:r>
+          <w:rPr>
+            <w:rStyle w:val="Hyperlink"/>
+          </w:rPr>
+          <w:t xml:space="preserve">active voice</w:t>
+        </w:r>
+      </w:hyperlink>
+      <w:r>
+        <w:t xml:space="preserve">.</w:t>
       </w:r>
     </w:p>
     <w:p>
@@ -4022,7 +4118,7 @@
       <w:r>
         <w:t xml:space="preserve"> </w:t>
       </w:r>
-      <w:hyperlink r:id="rId35">
+      <w:hyperlink r:id="rId39">
         <w:r>
           <w:rPr>
             <w:rStyle w:val="Hyperlink"/>
@@ -4102,7 +4198,7 @@
       <w:r>
         <w:t xml:space="preserve"> </w:t>
       </w:r>
-      <w:hyperlink r:id="rId36">
+      <w:hyperlink r:id="rId40">
         <w:r>
           <w:rPr>
             <w:rStyle w:val="Hyperlink"/>
@@ -4213,7 +4309,24 @@
         </w:numPr>
       </w:pPr>
       <w:r>
-        <w:t xml:space="preserve">Use one term per concept throughout the paper.</w:t>
+        <w:t xml:space="preserve">Use one</w:t>
+      </w:r>
+      <w:r>
+        <w:t xml:space="preserve"> </w:t>
+      </w:r>
+      <w:hyperlink r:id="rId19">
+        <w:r>
+          <w:rPr>
+            <w:rStyle w:val="Hyperlink"/>
+          </w:rPr>
+          <w:t xml:space="preserve">term</w:t>
+        </w:r>
+      </w:hyperlink>
+      <w:r>
+        <w:t xml:space="preserve"> </w:t>
+      </w:r>
+      <w:r>
+        <w:t xml:space="preserve">per concept throughout the paper.</w:t>
       </w:r>
     </w:p>
     <w:p>
@@ -4228,8 +4341,8 @@
         <w:t xml:space="preserve">Define every group, period, and outcome before you use it.</w:t>
       </w:r>
     </w:p>
-    <w:bookmarkEnd w:id="37"/>
-    <w:bookmarkStart w:id="39" w:name="required-statements"/>
+    <w:bookmarkEnd w:id="41"/>
+    <w:bookmarkStart w:id="43" w:name="required-statements"/>
     <w:p>
       <w:pPr>
         <w:pStyle w:val="Heading2"/>
@@ -4278,7 +4391,7 @@
       <w:r>
         <w:t xml:space="preserve"> </w:t>
       </w:r>
-      <w:hyperlink r:id="rId38">
+      <w:hyperlink r:id="rId42">
         <w:r>
           <w:rPr>
             <w:rStyle w:val="Hyperlink"/>
@@ -4356,8 +4469,8 @@
         <w:t xml:space="preserve">prior presentation or preprints.</w:t>
       </w:r>
     </w:p>
-    <w:bookmarkEnd w:id="39"/>
-    <w:bookmarkStart w:id="40" w:name="rendering-and-layout-in-quarto"/>
+    <w:bookmarkEnd w:id="43"/>
+    <w:bookmarkStart w:id="44" w:name="rendering-and-layout-in-quarto"/>
     <w:p>
       <w:pPr>
         <w:pStyle w:val="Heading2"/>
@@ -4479,8 +4592,8 @@
         <w:t xml:space="preserve">Check that every cross-reference resolves.</w:t>
       </w:r>
     </w:p>
-    <w:bookmarkEnd w:id="40"/>
-    <w:bookmarkStart w:id="44" w:name="submission-checklist"/>
+    <w:bookmarkEnd w:id="44"/>
+    <w:bookmarkStart w:id="48" w:name="submission-checklist"/>
     <w:p>
       <w:pPr>
         <w:pStyle w:val="Heading2"/>
@@ -4910,7 +5023,7 @@
       <w:r>
         <w:t xml:space="preserve"> </w:t>
       </w:r>
-      <w:hyperlink r:id="rId35">
+      <w:hyperlink r:id="rId39">
         <w:r>
           <w:rPr>
             <w:rStyle w:val="Hyperlink"/>
@@ -4958,8 +5071,8 @@
         <w:t xml:space="preserve">and any suggested or excluded reviewers.</w:t>
       </w:r>
     </w:p>
-    <w:bookmarkStart w:id="43" w:name="refs"/>
-    <w:bookmarkStart w:id="42" w:name="ref-simera2010catalogue"/>
+    <w:bookmarkStart w:id="47" w:name="refs"/>
+    <w:bookmarkStart w:id="46" w:name="ref-simera2010catalogue"/>
     <w:p>
       <w:pPr>
         <w:pStyle w:val="Bibliography"/>
@@ -4992,7 +5105,7 @@
       <w:r>
         <w:t xml:space="preserve"> </w:t>
       </w:r>
-      <w:hyperlink r:id="rId41">
+      <w:hyperlink r:id="rId45">
         <w:r>
           <w:rPr>
             <w:rStyle w:val="Hyperlink"/>
@@ -5004,9 +5117,9 @@
         <w:t xml:space="preserve">.</w:t>
       </w:r>
     </w:p>
-    <w:bookmarkEnd w:id="42"/>
-    <w:bookmarkEnd w:id="43"/>
-    <w:bookmarkEnd w:id="44"/>
+    <w:bookmarkEnd w:id="46"/>
+    <w:bookmarkEnd w:id="47"/>
+    <w:bookmarkEnd w:id="48"/>
     <w:sectPr>
       <w:footnotePr>
         <w:numRestart w:val="eachSect"/>
